--- a/submissions/03-pretreatment-smr-q3-2026/inputs/operator_log_sep2026.docx
+++ b/submissions/03-pretreatment-smr-q3-2026/inputs/operator_log_sep2026.docx
@@ -22,7 +22,7 @@
         <w:rPr>
           <w:i/>
         </w:rPr>
-        <w:t>Kept by Luis Baranski, wastewater treatment operator. Flow from the Outfall 001 totalizer read at 07:00 the following morning for the prior day; in-line pH from the effluent meter chart; grab pH at sampling with the Hach meter, calibrated at 06:15 on sampling days.</w:t>
+        <w:t>Kept by Luis Baranski, wastewater treatment operator. The Outfall 001 totalizer register is read at 07:00 each morning. The reading on a line is the register at 07:00 the following morning, so a day's flow is that reading less the one before it. Register at 07:00 on 09/01/2026: 6,418,255 gallons. In-line pH is the low and the high from the effluent meter chart for the day; grab pH at sampling with the Hach meter, calibrated at 06:15 on sampling days.</w:t>
       </w:r>
     </w:p>
     <w:tbl>
@@ -62,7 +62,7 @@
               <w:rPr>
                 <w:b/>
               </w:rPr>
-              <w:t>Flow, gal</w:t>
+              <w:t>Totalizer at 07:00 next day, gal</w:t>
             </w:r>
           </w:p>
         </w:tc>
@@ -76,7 +76,7 @@
               <w:rPr>
                 <w:b/>
               </w:rPr>
-              <w:t>In-line pH range or grab</w:t>
+              <w:t>In-line pH, low to high; grab at sampling</w:t>
             </w:r>
           </w:p>
         </w:tc>
@@ -112,7 +112,7 @@
           </w:tcPr>
           <w:p>
             <w:r>
-              <w:t>32,704</w:t>
+              <w:t>6,450,959</w:t>
             </w:r>
           </w:p>
         </w:tc>
@@ -122,7 +122,7 @@
           </w:tcPr>
           <w:p>
             <w:r>
-              <w:t>7.4</w:t>
+              <w:t>7.1 to 7.6</w:t>
             </w:r>
           </w:p>
         </w:tc>
@@ -154,7 +154,7 @@
           </w:tcPr>
           <w:p>
             <w:r>
-              <w:t>40,593</w:t>
+              <w:t>6,491,552</w:t>
             </w:r>
           </w:p>
         </w:tc>
@@ -164,7 +164,7 @@
           </w:tcPr>
           <w:p>
             <w:r>
-              <w:t>7.3</w:t>
+              <w:t>7.0 to 7.5</w:t>
             </w:r>
           </w:p>
         </w:tc>
@@ -196,7 +196,7 @@
           </w:tcPr>
           <w:p>
             <w:r>
-              <w:t>32,296</w:t>
+              <w:t>6,523,848</w:t>
             </w:r>
           </w:p>
         </w:tc>
@@ -206,7 +206,7 @@
           </w:tcPr>
           <w:p>
             <w:r>
-              <w:t>8.1</w:t>
+              <w:t>7.4 to 8.1</w:t>
             </w:r>
           </w:p>
         </w:tc>
@@ -238,7 +238,7 @@
           </w:tcPr>
           <w:p>
             <w:r>
-              <w:t>37,655</w:t>
+              <w:t>6,561,503</w:t>
             </w:r>
           </w:p>
         </w:tc>
@@ -248,7 +248,7 @@
           </w:tcPr>
           <w:p>
             <w:r>
-              <w:t>7.4</w:t>
+              <w:t>7.2 to 7.6</w:t>
             </w:r>
           </w:p>
         </w:tc>
@@ -280,7 +280,7 @@
           </w:tcPr>
           <w:p>
             <w:r>
-              <w:t>3,609</w:t>
+              <w:t>6,565,112</w:t>
             </w:r>
           </w:p>
         </w:tc>
@@ -318,7 +318,7 @@
           </w:tcPr>
           <w:p>
             <w:r>
-              <w:t>1,975</w:t>
+              <w:t>6,567,087</w:t>
             </w:r>
           </w:p>
         </w:tc>
@@ -356,7 +356,7 @@
           </w:tcPr>
           <w:p>
             <w:r>
-              <w:t>0</w:t>
+              <w:t>6,567,087</w:t>
             </w:r>
           </w:p>
         </w:tc>
@@ -394,7 +394,7 @@
           </w:tcPr>
           <w:p>
             <w:r>
-              <w:t>34,682</w:t>
+              <w:t>6,601,769</w:t>
             </w:r>
           </w:p>
         </w:tc>
@@ -404,7 +404,7 @@
           </w:tcPr>
           <w:p>
             <w:r>
-              <w:t>7.6</w:t>
+              <w:t>7.3 to 7.8</w:t>
             </w:r>
           </w:p>
         </w:tc>
@@ -436,7 +436,7 @@
           </w:tcPr>
           <w:p>
             <w:r>
-              <w:t>47,300</w:t>
+              <w:t>6,649,069</w:t>
             </w:r>
           </w:p>
         </w:tc>
@@ -446,7 +446,7 @@
           </w:tcPr>
           <w:p>
             <w:r>
-              <w:t>7.9 grab</w:t>
+              <w:t>7.2 to 8.0; grab 7.9</w:t>
             </w:r>
           </w:p>
         </w:tc>
@@ -478,7 +478,7 @@
           </w:tcPr>
           <w:p>
             <w:r>
-              <w:t>31,730</w:t>
+              <w:t>6,680,799</w:t>
             </w:r>
           </w:p>
         </w:tc>
@@ -488,7 +488,7 @@
           </w:tcPr>
           <w:p>
             <w:r>
-              <w:t>8.1</w:t>
+              <w:t>7.5 to 8.1</w:t>
             </w:r>
           </w:p>
         </w:tc>
@@ -498,11 +498,11 @@
           </w:tcPr>
           <w:p>
             <w:r>
-              <w:t xml:space="preserve">Called the City Pretreatment Coordinator at 16:30 </w:t>
+              <w:t xml:space="preserve">Called the City </w:t>
             </w:r>
             <w:r>
               <w:lastRenderedPageBreak/>
-              <w:t>about the 09/09 overflow; left the details with Renee Castellanos. RT-4 float replaced.</w:t>
+              <w:t>Pretreatment Coordinator at 16:30 about the 09/09 overflow; left the details with Renee Castellanos. RT-4 float replaced.</w:t>
             </w:r>
           </w:p>
         </w:tc>
@@ -525,7 +525,7 @@
           </w:tcPr>
           <w:p>
             <w:r>
-              <w:t>28,843</w:t>
+              <w:t>6,709,642</w:t>
             </w:r>
           </w:p>
         </w:tc>
@@ -535,7 +535,7 @@
           </w:tcPr>
           <w:p>
             <w:r>
-              <w:t>6.7</w:t>
+              <w:t>6.0 to 7.4</w:t>
             </w:r>
           </w:p>
         </w:tc>
@@ -545,7 +545,7 @@
           </w:tcPr>
           <w:p>
             <w:r>
-              <w:t>Normal operation. Grab pH 7.6 at 09:00 as a check after the overflow.</w:t>
+              <w:t>Normal operation. In-line meter touched 6.0 at 05:40 on start-up before the caustic feed caught up. Grab pH 7.6 at 09:00 as a check after the overflow.</w:t>
             </w:r>
           </w:p>
         </w:tc>
@@ -567,7 +567,7 @@
           </w:tcPr>
           <w:p>
             <w:r>
-              <w:t>2,802</w:t>
+              <w:t>6,712,444</w:t>
             </w:r>
           </w:p>
         </w:tc>
@@ -605,7 +605,7 @@
           </w:tcPr>
           <w:p>
             <w:r>
-              <w:t>3,780</w:t>
+              <w:t>6,716,224</w:t>
             </w:r>
           </w:p>
         </w:tc>
@@ -643,7 +643,7 @@
           </w:tcPr>
           <w:p>
             <w:r>
-              <w:t>37,309</w:t>
+              <w:t>6,753,533</w:t>
             </w:r>
           </w:p>
         </w:tc>
@@ -653,7 +653,7 @@
           </w:tcPr>
           <w:p>
             <w:r>
-              <w:t>6.7</w:t>
+              <w:t>6.5 to 7.2</w:t>
             </w:r>
           </w:p>
         </w:tc>
@@ -685,7 +685,7 @@
           </w:tcPr>
           <w:p>
             <w:r>
-              <w:t>34,837</w:t>
+              <w:t>6,788,370</w:t>
             </w:r>
           </w:p>
         </w:tc>
@@ -695,7 +695,7 @@
           </w:tcPr>
           <w:p>
             <w:r>
-              <w:t>7.3</w:t>
+              <w:t>7.0 to 7.6</w:t>
             </w:r>
           </w:p>
         </w:tc>
@@ -727,7 +727,7 @@
           </w:tcPr>
           <w:p>
             <w:r>
-              <w:t>39,964</w:t>
+              <w:t>6,828,334</w:t>
             </w:r>
           </w:p>
         </w:tc>
@@ -737,7 +737,7 @@
           </w:tcPr>
           <w:p>
             <w:r>
-              <w:t>7.4</w:t>
+              <w:t>7.1 to 7.7</w:t>
             </w:r>
           </w:p>
         </w:tc>
@@ -769,7 +769,7 @@
           </w:tcPr>
           <w:p>
             <w:r>
-              <w:t>28,310</w:t>
+              <w:t>6,856,644</w:t>
             </w:r>
           </w:p>
         </w:tc>
@@ -779,7 +779,7 @@
           </w:tcPr>
           <w:p>
             <w:r>
-              <w:t>5.8 (14:10 to 14:55), 6.9 after</w:t>
+              <w:t>5.8 to 7.2</w:t>
             </w:r>
           </w:p>
         </w:tc>
@@ -789,7 +789,7 @@
           </w:tcPr>
           <w:p>
             <w:r>
-              <w:t>In-line pH meter recorded 5.8 from 14:10 to 14:55 during an acid dump from the pickle tank; caustic feed increased and pH back to 6.9 by 15:00. Grab check at 15:05 read 6.9. Reported to Gordon.</w:t>
+              <w:t>In-line pH meter recorded 5.8 from 14:10 to 14:55 during an acid dump from the pickle tank; caustic feed increased and pH back to 6.9 by 15:00. Grab check at 15:05 read 6.9. Reported to Gordon; called Renee Castellanos at the City at 15:20 with the times and the cause.</w:t>
             </w:r>
           </w:p>
         </w:tc>
@@ -811,7 +811,7 @@
           </w:tcPr>
           <w:p>
             <w:r>
-              <w:t>33,435</w:t>
+              <w:t>6,890,079</w:t>
             </w:r>
           </w:p>
         </w:tc>
@@ -821,7 +821,7 @@
           </w:tcPr>
           <w:p>
             <w:r>
-              <w:t>8.0</w:t>
+              <w:t>7.4 to 8.0</w:t>
             </w:r>
           </w:p>
         </w:tc>
@@ -853,7 +853,7 @@
           </w:tcPr>
           <w:p>
             <w:r>
-              <w:t>4,154</w:t>
+              <w:t>6,894,233</w:t>
             </w:r>
           </w:p>
         </w:tc>
@@ -891,7 +891,7 @@
           </w:tcPr>
           <w:p>
             <w:r>
-              <w:t>3,872</w:t>
+              <w:t>6,898,105</w:t>
             </w:r>
           </w:p>
         </w:tc>
@@ -929,7 +929,7 @@
           </w:tcPr>
           <w:p>
             <w:r>
-              <w:t>40,531</w:t>
+              <w:t>6,938,636</w:t>
             </w:r>
           </w:p>
         </w:tc>
@@ -939,7 +939,7 @@
           </w:tcPr>
           <w:p>
             <w:r>
-              <w:t>8.2</w:t>
+              <w:t>7.6 to 8.2</w:t>
             </w:r>
           </w:p>
         </w:tc>
@@ -949,7 +949,7 @@
           </w:tcPr>
           <w:p>
             <w:r>
-              <w:t>Normal operation. Composite sampler programmed for the 09/22 event.</w:t>
+              <w:t>Normal operation. Written report on the 09/17 pH excursion signed by Gordon and emailed to the City at 10:40. Composite sampler programmed for the 09/22 event.</w:t>
             </w:r>
           </w:p>
         </w:tc>
@@ -971,7 +971,7 @@
           </w:tcPr>
           <w:p>
             <w:r>
-              <w:t>34,128</w:t>
+              <w:t>6,972,764</w:t>
             </w:r>
           </w:p>
         </w:tc>
@@ -981,7 +981,7 @@
           </w:tcPr>
           <w:p>
             <w:r>
-              <w:t>7.3 grab</w:t>
+              <w:t>7.0 to 7.5; grab 7.3</w:t>
             </w:r>
           </w:p>
         </w:tc>
@@ -1013,7 +1013,7 @@
           </w:tcPr>
           <w:p>
             <w:r>
-              <w:t>28,029</w:t>
+              <w:t>7,000,793</w:t>
             </w:r>
           </w:p>
         </w:tc>
@@ -1023,7 +1023,7 @@
           </w:tcPr>
           <w:p>
             <w:r>
-              <w:t>7.4 grab</w:t>
+              <w:t>7.1 to 7.6; grab 7.4</w:t>
             </w:r>
           </w:p>
         </w:tc>
@@ -1055,7 +1055,7 @@
           </w:tcPr>
           <w:p>
             <w:r>
-              <w:t>27,916</w:t>
+              <w:t>7,028,709</w:t>
             </w:r>
           </w:p>
         </w:tc>
@@ -1065,7 +1065,7 @@
           </w:tcPr>
           <w:p>
             <w:r>
-              <w:t>7.3</w:t>
+              <w:t>7.0 to 7.5</w:t>
             </w:r>
           </w:p>
         </w:tc>
@@ -1097,7 +1097,7 @@
           </w:tcPr>
           <w:p>
             <w:r>
-              <w:t>38,944</w:t>
+              <w:t>7,067,653</w:t>
             </w:r>
           </w:p>
         </w:tc>
@@ -1107,7 +1107,7 @@
           </w:tcPr>
           <w:p>
             <w:r>
-              <w:t>7.2</w:t>
+              <w:t>6.9 to 7.4</w:t>
             </w:r>
           </w:p>
         </w:tc>
@@ -1139,7 +1139,7 @@
           </w:tcPr>
           <w:p>
             <w:r>
-              <w:t>3,678</w:t>
+              <w:t>7,071,331</w:t>
             </w:r>
           </w:p>
         </w:tc>
@@ -1177,7 +1177,7 @@
           </w:tcPr>
           <w:p>
             <w:r>
-              <w:t>2,744</w:t>
+              <w:t>7,074,075</w:t>
             </w:r>
           </w:p>
         </w:tc>
@@ -1215,7 +1215,7 @@
           </w:tcPr>
           <w:p>
             <w:r>
-              <w:t>34,726</w:t>
+              <w:t>7,108,801</w:t>
             </w:r>
           </w:p>
         </w:tc>
@@ -1225,7 +1225,7 @@
           </w:tcPr>
           <w:p>
             <w:r>
-              <w:t>7.7</w:t>
+              <w:t>7.3 to 7.8</w:t>
             </w:r>
           </w:p>
         </w:tc>
@@ -1257,7 +1257,7 @@
           </w:tcPr>
           <w:p>
             <w:r>
-              <w:t>30,683</w:t>
+              <w:t>7,139,484</w:t>
             </w:r>
           </w:p>
         </w:tc>
@@ -1267,7 +1267,7 @@
           </w:tcPr>
           <w:p>
             <w:r>
-              <w:t>7.7</w:t>
+              <w:t>7.4 to 7.9</w:t>
             </w:r>
           </w:p>
         </w:tc>
@@ -1299,7 +1299,7 @@
           </w:tcPr>
           <w:p>
             <w:r>
-              <w:t>34,491</w:t>
+              <w:t>7,173,975</w:t>
             </w:r>
           </w:p>
         </w:tc>
@@ -1309,7 +1309,7 @@
           </w:tcPr>
           <w:p>
             <w:r>
-              <w:t>7.4</w:t>
+              <w:t>7.1 to 7.6</w:t>
             </w:r>
           </w:p>
         </w:tc>
@@ -1319,7 +1319,7 @@
           </w:tcPr>
           <w:p>
             <w:r>
-              <w:t>Normal operation. Totalizer read for the month: 755,720 gallons on the register.</w:t>
+              <w:t>Normal operation.</w:t>
             </w:r>
           </w:p>
         </w:tc>

--- a/submissions/03-pretreatment-smr-q3-2026/inputs/operator_log_sep2026.docx
+++ b/submissions/03-pretreatment-smr-q3-2026/inputs/operator_log_sep2026.docx
@@ -22,7 +22,7 @@
         <w:rPr>
           <w:i/>
         </w:rPr>
-        <w:t>Kept by Luis Baranski, wastewater treatment operator. The Outfall 001 totalizer register is read at 07:00 each morning. The reading on a line is the register at 07:00 the following morning, so a day's flow is that reading less the one before it. Register at 07:00 on 09/01/2026: 6,418,255 gallons. In-line pH is the low and the high from the effluent meter chart for the day; grab pH at sampling with the Hach meter, calibrated at 06:15 on sampling days.</w:t>
+        <w:t>Kept by Luis Baranski, wastewater treatment operator. The Outfall 001 totalizer sits on the clarifier effluent line, ahead of the sewer connection, and its register is read at 07:00 each morning. The reading on a line is the register at 07:00 the following morning, so a day's flow is that reading less the one before it. Register at 07:00 on 09/01/2026: 1,173,773 gallons. In-line pH is the low and the high from the effluent meter chart for the day; grab pH at sampling with the Hach meter, calibrated at 06:15 on sampling days.</w:t>
       </w:r>
     </w:p>
     <w:tbl>
@@ -112,7 +112,7 @@
           </w:tcPr>
           <w:p>
             <w:r>
-              <w:t>6,450,959</w:t>
+              <w:t>1,206,477</w:t>
             </w:r>
           </w:p>
         </w:tc>
@@ -154,7 +154,7 @@
           </w:tcPr>
           <w:p>
             <w:r>
-              <w:t>6,491,552</w:t>
+              <w:t>1,247,070</w:t>
             </w:r>
           </w:p>
         </w:tc>
@@ -196,7 +196,7 @@
           </w:tcPr>
           <w:p>
             <w:r>
-              <w:t>6,523,848</w:t>
+              <w:t>1,279,366</w:t>
             </w:r>
           </w:p>
         </w:tc>
@@ -238,7 +238,7 @@
           </w:tcPr>
           <w:p>
             <w:r>
-              <w:t>6,561,503</w:t>
+              <w:t>1,317,021</w:t>
             </w:r>
           </w:p>
         </w:tc>
@@ -280,7 +280,7 @@
           </w:tcPr>
           <w:p>
             <w:r>
-              <w:t>6,565,112</w:t>
+              <w:t>1,320,630</w:t>
             </w:r>
           </w:p>
         </w:tc>
@@ -318,7 +318,7 @@
           </w:tcPr>
           <w:p>
             <w:r>
-              <w:t>6,567,087</w:t>
+              <w:t>1,322,605</w:t>
             </w:r>
           </w:p>
         </w:tc>
@@ -356,7 +356,7 @@
           </w:tcPr>
           <w:p>
             <w:r>
-              <w:t>6,567,087</w:t>
+              <w:t>1,322,605</w:t>
             </w:r>
           </w:p>
         </w:tc>
@@ -394,7 +394,7 @@
           </w:tcPr>
           <w:p>
             <w:r>
-              <w:t>6,601,769</w:t>
+              <w:t>1,357,287</w:t>
             </w:r>
           </w:p>
         </w:tc>
@@ -436,7 +436,7 @@
           </w:tcPr>
           <w:p>
             <w:r>
-              <w:t>6,649,069</w:t>
+              <w:t>1,400,937</w:t>
             </w:r>
           </w:p>
         </w:tc>
@@ -456,7 +456,11 @@
           </w:tcPr>
           <w:p>
             <w:r>
-              <w:t>Rinse tank RT-4 on the zinc line overflowed at 07:50 when the level float stuck; rinse water went to the floor trench and the sump pumped it to the sewer connection downstream of the clarifier for about 35 minutes before the line was shut. Estimated 2,900 gallons bypassed treatment. Composite sample VP-260909 running through the event. Told Gordon at 08:30.</w:t>
+              <w:t xml:space="preserve">Rinse tank RT-4 on the zinc line overflowed at 07:50 when the level float stuck; rinse water went to the floor trench and the sump pumped it to the sewer connection, downstream of the clarifier and of the totalizer, for about 35 minutes before the line was shut. Estimated 2,900 gallons bypassed treatment. Composite sample VP-260909 was running through the </w:t>
+            </w:r>
+            <w:r>
+              <w:lastRenderedPageBreak/>
+              <w:t>event and was pulled at 09:00, 27 aliquots. Told Gordon at 08:30.</w:t>
             </w:r>
           </w:p>
         </w:tc>
@@ -468,6 +472,7 @@
           </w:tcPr>
           <w:p>
             <w:r>
+              <w:lastRenderedPageBreak/>
               <w:t>09/10/2026 Thu</w:t>
             </w:r>
           </w:p>
@@ -478,7 +483,7 @@
           </w:tcPr>
           <w:p>
             <w:r>
-              <w:t>6,680,799</w:t>
+              <w:t>1,432,667</w:t>
             </w:r>
           </w:p>
         </w:tc>
@@ -498,11 +503,7 @@
           </w:tcPr>
           <w:p>
             <w:r>
-              <w:t xml:space="preserve">Called the City </w:t>
-            </w:r>
-            <w:r>
-              <w:lastRenderedPageBreak/>
-              <w:t>Pretreatment Coordinator at 16:30 about the 09/09 overflow; left the details with Renee Castellanos. RT-4 float replaced.</w:t>
+              <w:t>Called the City Pretreatment Coordinator at 16:30 about the 09/09 overflow; left the details with Renee Castellanos. RT-4 float replaced.</w:t>
             </w:r>
           </w:p>
         </w:tc>
@@ -514,7 +515,6 @@
           </w:tcPr>
           <w:p>
             <w:r>
-              <w:lastRenderedPageBreak/>
               <w:t>09/11/2026 Fri</w:t>
             </w:r>
           </w:p>
@@ -525,7 +525,7 @@
           </w:tcPr>
           <w:p>
             <w:r>
-              <w:t>6,709,642</w:t>
+              <w:t>1,461,510</w:t>
             </w:r>
           </w:p>
         </w:tc>
@@ -567,7 +567,7 @@
           </w:tcPr>
           <w:p>
             <w:r>
-              <w:t>6,712,444</w:t>
+              <w:t>1,464,312</w:t>
             </w:r>
           </w:p>
         </w:tc>
@@ -605,7 +605,7 @@
           </w:tcPr>
           <w:p>
             <w:r>
-              <w:t>6,716,224</w:t>
+              <w:t>1,468,092</w:t>
             </w:r>
           </w:p>
         </w:tc>
@@ -643,7 +643,7 @@
           </w:tcPr>
           <w:p>
             <w:r>
-              <w:t>6,753,533</w:t>
+              <w:t>1,505,401</w:t>
             </w:r>
           </w:p>
         </w:tc>
@@ -685,7 +685,7 @@
           </w:tcPr>
           <w:p>
             <w:r>
-              <w:t>6,788,370</w:t>
+              <w:t>1,540,238</w:t>
             </w:r>
           </w:p>
         </w:tc>
@@ -727,7 +727,7 @@
           </w:tcPr>
           <w:p>
             <w:r>
-              <w:t>6,828,334</w:t>
+              <w:t>1,580,202</w:t>
             </w:r>
           </w:p>
         </w:tc>
@@ -747,7 +747,7 @@
           </w:tcPr>
           <w:p>
             <w:r>
-              <w:t>Normal operation.</w:t>
+              <w:t>Normal operation. Called Renee Castellanos at the City at 10:05 on the zinc result.</w:t>
             </w:r>
           </w:p>
         </w:tc>
@@ -769,7 +769,7 @@
           </w:tcPr>
           <w:p>
             <w:r>
-              <w:t>6,856,644</w:t>
+              <w:t>1,608,512</w:t>
             </w:r>
           </w:p>
         </w:tc>
@@ -811,7 +811,7 @@
           </w:tcPr>
           <w:p>
             <w:r>
-              <w:t>6,890,079</w:t>
+              <w:t>1,641,947</w:t>
             </w:r>
           </w:p>
         </w:tc>
@@ -853,7 +853,7 @@
           </w:tcPr>
           <w:p>
             <w:r>
-              <w:t>6,894,233</w:t>
+              <w:t>1,646,101</w:t>
             </w:r>
           </w:p>
         </w:tc>
@@ -891,7 +891,7 @@
           </w:tcPr>
           <w:p>
             <w:r>
-              <w:t>6,898,105</w:t>
+              <w:t>1,649,973</w:t>
             </w:r>
           </w:p>
         </w:tc>
@@ -929,7 +929,7 @@
           </w:tcPr>
           <w:p>
             <w:r>
-              <w:t>6,938,636</w:t>
+              <w:t>1,690,504</w:t>
             </w:r>
           </w:p>
         </w:tc>
@@ -971,7 +971,7 @@
           </w:tcPr>
           <w:p>
             <w:r>
-              <w:t>6,972,764</w:t>
+              <w:t>1,724,632</w:t>
             </w:r>
           </w:p>
         </w:tc>
@@ -991,7 +991,7 @@
           </w:tcPr>
           <w:p>
             <w:r>
-              <w:t>Routine sampling event VP-260922, grab pH 7.3 at 06:35.</w:t>
+              <w:t>Routine sampling event VP-260922, grab pH 7.3 at 06:35. 24 aliquots in the bottle.</w:t>
             </w:r>
           </w:p>
         </w:tc>
@@ -1013,7 +1013,7 @@
           </w:tcPr>
           <w:p>
             <w:r>
-              <w:t>7,000,793</w:t>
+              <w:t>1,752,661</w:t>
             </w:r>
           </w:p>
         </w:tc>
@@ -1033,7 +1033,7 @@
           </w:tcPr>
           <w:p>
             <w:r>
-              <w:t>Resample VP-260923 collected at 07:05 at Gordon's request, metals composite only. Grab pH 7.4.</w:t>
+              <w:t>Resample VP-260923 collected at 07:05 at Gordon's request, metals composite only, 25 aliquots. Grab pH 7.4.</w:t>
             </w:r>
           </w:p>
         </w:tc>
@@ -1055,7 +1055,7 @@
           </w:tcPr>
           <w:p>
             <w:r>
-              <w:t>7,028,709</w:t>
+              <w:t>1,780,577</w:t>
             </w:r>
           </w:p>
         </w:tc>
@@ -1075,7 +1075,7 @@
           </w:tcPr>
           <w:p>
             <w:r>
-              <w:t>Normal operation.</w:t>
+              <w:t>Normal operation. Copper test kit on an Outfall 001 grab at 10:15 read 3.9 mg/L; ferric dose held.</w:t>
             </w:r>
           </w:p>
         </w:tc>
@@ -1097,7 +1097,7 @@
           </w:tcPr>
           <w:p>
             <w:r>
-              <w:t>7,067,653</w:t>
+              <w:t>1,819,521</w:t>
             </w:r>
           </w:p>
         </w:tc>
@@ -1139,7 +1139,7 @@
           </w:tcPr>
           <w:p>
             <w:r>
-              <w:t>7,071,331</w:t>
+              <w:t>1,823,199</w:t>
             </w:r>
           </w:p>
         </w:tc>
@@ -1177,7 +1177,7 @@
           </w:tcPr>
           <w:p>
             <w:r>
-              <w:t>7,074,075</w:t>
+              <w:t>1,825,943</w:t>
             </w:r>
           </w:p>
         </w:tc>
@@ -1215,7 +1215,7 @@
           </w:tcPr>
           <w:p>
             <w:r>
-              <w:t>7,108,801</w:t>
+              <w:t>1,860,669</w:t>
             </w:r>
           </w:p>
         </w:tc>
@@ -1257,7 +1257,7 @@
           </w:tcPr>
           <w:p>
             <w:r>
-              <w:t>7,139,484</w:t>
+              <w:t>1,891,352</w:t>
             </w:r>
           </w:p>
         </w:tc>
@@ -1299,7 +1299,7 @@
           </w:tcPr>
           <w:p>
             <w:r>
-              <w:t>7,173,975</w:t>
+              <w:t>1,925,843</w:t>
             </w:r>
           </w:p>
         </w:tc>

--- a/submissions/03-pretreatment-smr-q3-2026/inputs/operator_log_sep2026.docx
+++ b/submissions/03-pretreatment-smr-q3-2026/inputs/operator_log_sep2026.docx
@@ -460,7 +460,7 @@
             </w:r>
             <w:r>
               <w:lastRenderedPageBreak/>
-              <w:t>event and was pulled at 09:00, 27 aliquots. Told Gordon at 08:30.</w:t>
+              <w:t>event, 27 aliquots in the bottle. Told Gordon at 08:30.</w:t>
             </w:r>
           </w:p>
         </w:tc>
